--- a/exams/class-test/class-test-lectures-1-5-solutions.docx
+++ b/exams/class-test/class-test-lectures-1-5-solutions.docx
@@ -12082,9 +12082,10 @@
     <w:basedOn w:val="Normal"/>
     <w:next w:val="BodyText"/>
     <w:link w:val="Heading1Char"/>
+    <w:autoRedefine/>
     <w:uiPriority w:val="9"/>
     <w:qFormat/>
-    <w:rsid w:val="00A10FD9"/>
+    <w:rsid w:val="004710F1"/>
     <w:pPr>
       <w:keepNext/>
       <w:keepLines/>
@@ -12093,7 +12094,7 @@
     </w:pPr>
     <w:rPr>
       <w:rFonts w:asciiTheme="majorHAnsi" w:cstheme="majorBidi" w:eastAsiaTheme="majorEastAsia" w:hAnsiTheme="majorHAnsi"/>
-      <w:color w:themeColor="accent1" w:themeShade="BF" w:val="0F4761"/>
+      <w:color w:themeColor="text1" w:val="000000"/>
       <w:sz w:val="40"/>
       <w:szCs w:val="40"/>
     </w:rPr>
@@ -12107,7 +12108,7 @@
     <w:semiHidden/>
     <w:unhideWhenUsed/>
     <w:qFormat/>
-    <w:rsid w:val="00A10FD9"/>
+    <w:rsid w:val="004710F1"/>
     <w:pPr>
       <w:keepNext/>
       <w:keepLines/>
@@ -12116,7 +12117,7 @@
     </w:pPr>
     <w:rPr>
       <w:rFonts w:asciiTheme="majorHAnsi" w:cstheme="majorBidi" w:eastAsiaTheme="majorEastAsia" w:hAnsiTheme="majorHAnsi"/>
-      <w:color w:themeColor="accent1" w:themeShade="BF" w:val="0F4761"/>
+      <w:color w:themeColor="text1" w:val="000000"/>
       <w:sz w:val="32"/>
       <w:szCs w:val="32"/>
     </w:rPr>
@@ -12130,7 +12131,7 @@
     <w:semiHidden/>
     <w:unhideWhenUsed/>
     <w:qFormat/>
-    <w:rsid w:val="00A10FD9"/>
+    <w:rsid w:val="004710F1"/>
     <w:pPr>
       <w:keepNext/>
       <w:keepLines/>
@@ -12139,7 +12140,7 @@
     </w:pPr>
     <w:rPr>
       <w:rFonts w:cstheme="majorBidi" w:eastAsiaTheme="majorEastAsia"/>
-      <w:color w:themeColor="accent1" w:themeShade="BF" w:val="0F4761"/>
+      <w:color w:themeColor="text1" w:val="000000"/>
       <w:sz w:val="28"/>
       <w:szCs w:val="28"/>
     </w:rPr>
@@ -12153,7 +12154,7 @@
     <w:semiHidden/>
     <w:unhideWhenUsed/>
     <w:qFormat/>
-    <w:rsid w:val="00A10FD9"/>
+    <w:rsid w:val="004710F1"/>
     <w:pPr>
       <w:keepNext/>
       <w:keepLines/>
@@ -12164,7 +12165,7 @@
       <w:rFonts w:cstheme="majorBidi" w:eastAsiaTheme="majorEastAsia"/>
       <w:i/>
       <w:iCs/>
-      <w:color w:themeColor="accent1" w:themeShade="BF" w:val="0F4761"/>
+      <w:color w:themeColor="text1" w:val="000000"/>
     </w:rPr>
   </w:style>
   <w:style w:styleId="Heading5" w:type="paragraph">
@@ -12176,7 +12177,7 @@
     <w:semiHidden/>
     <w:unhideWhenUsed/>
     <w:qFormat/>
-    <w:rsid w:val="00A10FD9"/>
+    <w:rsid w:val="004710F1"/>
     <w:pPr>
       <w:keepNext/>
       <w:keepLines/>
@@ -12185,7 +12186,7 @@
     </w:pPr>
     <w:rPr>
       <w:rFonts w:cstheme="majorBidi" w:eastAsiaTheme="majorEastAsia"/>
-      <w:color w:themeColor="accent1" w:themeShade="BF" w:val="0F4761"/>
+      <w:color w:themeColor="text1" w:val="000000"/>
     </w:rPr>
   </w:style>
   <w:style w:styleId="Heading6" w:type="paragraph">
@@ -12459,10 +12460,10 @@
     <w:basedOn w:val="DefaultParagraphFont"/>
     <w:link w:val="Heading1"/>
     <w:uiPriority w:val="9"/>
-    <w:rsid w:val="00A10FD9"/>
+    <w:rsid w:val="004710F1"/>
     <w:rPr>
       <w:rFonts w:asciiTheme="majorHAnsi" w:cstheme="majorBidi" w:eastAsiaTheme="majorEastAsia" w:hAnsiTheme="majorHAnsi"/>
-      <w:color w:themeColor="accent1" w:themeShade="BF" w:val="0F4761"/>
+      <w:color w:themeColor="text1" w:val="000000"/>
       <w:sz w:val="40"/>
       <w:szCs w:val="40"/>
     </w:rPr>
@@ -12473,10 +12474,10 @@
     <w:link w:val="Heading2"/>
     <w:uiPriority w:val="9"/>
     <w:semiHidden/>
-    <w:rsid w:val="00A10FD9"/>
+    <w:rsid w:val="004710F1"/>
     <w:rPr>
       <w:rFonts w:asciiTheme="majorHAnsi" w:cstheme="majorBidi" w:eastAsiaTheme="majorEastAsia" w:hAnsiTheme="majorHAnsi"/>
-      <w:color w:themeColor="accent1" w:themeShade="BF" w:val="0F4761"/>
+      <w:color w:themeColor="text1" w:val="000000"/>
       <w:sz w:val="32"/>
       <w:szCs w:val="32"/>
     </w:rPr>
@@ -12487,10 +12488,10 @@
     <w:link w:val="Heading3"/>
     <w:uiPriority w:val="9"/>
     <w:semiHidden/>
-    <w:rsid w:val="00A10FD9"/>
+    <w:rsid w:val="004710F1"/>
     <w:rPr>
       <w:rFonts w:cstheme="majorBidi" w:eastAsiaTheme="majorEastAsia"/>
-      <w:color w:themeColor="accent1" w:themeShade="BF" w:val="0F4761"/>
+      <w:color w:themeColor="text1" w:val="000000"/>
       <w:sz w:val="28"/>
       <w:szCs w:val="28"/>
     </w:rPr>
@@ -12501,12 +12502,12 @@
     <w:link w:val="Heading4"/>
     <w:uiPriority w:val="9"/>
     <w:semiHidden/>
-    <w:rsid w:val="00A10FD9"/>
+    <w:rsid w:val="004710F1"/>
     <w:rPr>
       <w:rFonts w:cstheme="majorBidi" w:eastAsiaTheme="majorEastAsia"/>
       <w:i/>
       <w:iCs/>
-      <w:color w:themeColor="accent1" w:themeShade="BF" w:val="0F4761"/>
+      <w:color w:themeColor="text1" w:val="000000"/>
     </w:rPr>
   </w:style>
   <w:style w:customStyle="1" w:styleId="Heading5Char" w:type="character">
@@ -12515,10 +12516,10 @@
     <w:link w:val="Heading5"/>
     <w:uiPriority w:val="9"/>
     <w:semiHidden/>
-    <w:rsid w:val="00A10FD9"/>
+    <w:rsid w:val="004710F1"/>
     <w:rPr>
       <w:rFonts w:cstheme="majorBidi" w:eastAsiaTheme="majorEastAsia"/>
-      <w:color w:themeColor="accent1" w:themeShade="BF" w:val="0F4761"/>
+      <w:color w:themeColor="text1" w:val="000000"/>
     </w:rPr>
   </w:style>
   <w:style w:customStyle="1" w:styleId="Heading6Char" w:type="character">
